--- a/matteo/APPUNTI HPC.docx
+++ b/matteo/APPUNTI HPC.docx
@@ -1,6 +1,6 @@
 
 <file path=word/document.xml><?xml version="1.0" encoding="utf-8"?>
-<w:document xmlns:wpc="http://schemas.microsoft.com/office/word/2010/wordprocessingCanvas" xmlns:cx="http://schemas.microsoft.com/office/drawing/2014/chartex" xmlns:cx1="http://schemas.microsoft.com/office/drawing/2015/9/8/chartex" xmlns:cx2="http://schemas.microsoft.com/office/drawing/2015/10/21/chartex" xmlns:cx3="http://schemas.microsoft.com/office/drawing/2016/5/9/chartex" xmlns:cx4="http://schemas.microsoft.com/office/drawing/2016/5/10/chartex" xmlns:cx5="http://schemas.microsoft.com/office/drawing/2016/5/11/chartex" xmlns:cx6="http://schemas.microsoft.com/office/drawing/2016/5/12/chartex" xmlns:cx7="http://schemas.microsoft.com/office/drawing/2016/5/13/chartex" xmlns:cx8="http://schemas.microsoft.com/office/drawing/2016/5/14/chartex" xmlns:mc="http://schemas.openxmlformats.org/markup-compatibility/2006" xmlns:aink="http://schemas.microsoft.com/office/drawing/2016/ink" xmlns:am3d="http://schemas.microsoft.com/office/drawing/2017/model3d" xmlns:o="urn:schemas-microsoft-com:office:office" xmlns:oel="http://schemas.microsoft.com/office/2019/extlst" xmlns:r="http://schemas.openxmlformats.org/officeDocument/2006/relationships" xmlns:m="http://schemas.openxmlformats.org/officeDocument/2006/math" xmlns:v="urn:schemas-microsoft-com:vml" xmlns:wp14="http://schemas.microsoft.com/office/word/2010/wordprocessingDrawing" xmlns:wp="http://schemas.openxmlformats.org/drawingml/2006/wordprocessingDrawing" xmlns:w10="urn:schemas-microsoft-com:office:word" xmlns:w="http://schemas.openxmlformats.org/wordprocessingml/2006/main" xmlns:w14="http://schemas.microsoft.com/office/word/2010/wordml" xmlns:w15="http://schemas.microsoft.com/office/word/2012/wordml" xmlns:w16cex="http://schemas.microsoft.com/office/word/2018/wordml/cex" xmlns:w16cid="http://schemas.microsoft.com/office/word/2016/wordml/cid" xmlns:w16="http://schemas.microsoft.com/office/word/2018/wordml" xmlns:w16du="http://schemas.microsoft.com/office/word/2023/wordml/word16du" xmlns:w16sdtdh="http://schemas.microsoft.com/office/word/2020/wordml/sdtdatahash" xmlns:w16sdtfl="http://schemas.microsoft.com/office/word/2024/wordml/sdtformatlock" xmlns:w16se="http://schemas.microsoft.com/office/word/2015/wordml/symex" xmlns:wpg="http://schemas.microsoft.com/office/word/2010/wordprocessingGroup" xmlns:wpi="http://schemas.microsoft.com/office/word/2010/wordprocessingInk" xmlns:wne="http://schemas.microsoft.com/office/word/2006/wordml" xmlns:wps="http://schemas.microsoft.com/office/word/2010/wordprocessingShape" mc:Ignorable="w14 w15 w16se w16cid w16 w16cex w16sdtdh w16sdtfl w16du wp14">
+<w:document xmlns:wpc="http://schemas.microsoft.com/office/word/2010/wordprocessingCanvas" xmlns:cx="http://schemas.microsoft.com/office/drawing/2014/chartex" xmlns:cx1="http://schemas.microsoft.com/office/drawing/2015/9/8/chartex" xmlns:cx2="http://schemas.microsoft.com/office/drawing/2015/10/21/chartex" xmlns:cx3="http://schemas.microsoft.com/office/drawing/2016/5/9/chartex" xmlns:cx4="http://schemas.microsoft.com/office/drawing/2016/5/10/chartex" xmlns:cx5="http://schemas.microsoft.com/office/drawing/2016/5/11/chartex" xmlns:cx6="http://schemas.microsoft.com/office/drawing/2016/5/12/chartex" xmlns:cx7="http://schemas.microsoft.com/office/drawing/2016/5/13/chartex" xmlns:cx8="http://schemas.microsoft.com/office/drawing/2016/5/14/chartex" xmlns:mc="http://schemas.openxmlformats.org/markup-compatibility/2006" xmlns:aink="http://schemas.microsoft.com/office/drawing/2016/ink" xmlns:am3d="http://schemas.microsoft.com/office/drawing/2017/model3d" xmlns:o="urn:schemas-microsoft-com:office:office" xmlns:oel="http://schemas.microsoft.com/office/2019/extlst" xmlns:r="http://schemas.openxmlformats.org/officeDocument/2006/relationships" xmlns:m="http://schemas.openxmlformats.org/officeDocument/2006/math" xmlns:v="urn:schemas-microsoft-com:vml" xmlns:wp14="http://schemas.microsoft.com/office/word/2010/wordprocessingDrawing" xmlns:wp="http://schemas.openxmlformats.org/drawingml/2006/wordprocessingDrawing" xmlns:a="http://schemas.openxmlformats.org/drawingml/2006/main" xmlns:pic="http://schemas.openxmlformats.org/drawingml/2006/picture" xmlns:c="http://schemas.openxmlformats.org/drawingml/2006/chart" xmlns:dgm="http://schemas.openxmlformats.org/drawingml/2006/diagram" xmlns:lc="http://schemas.openxmlformats.org/drawingml/2006/lockedCanvas" xmlns:w10="urn:schemas-microsoft-com:office:word" xmlns:w="http://schemas.openxmlformats.org/wordprocessingml/2006/main" xmlns:w14="http://schemas.microsoft.com/office/word/2010/wordml" xmlns:w15="http://schemas.microsoft.com/office/word/2012/wordml" xmlns:w16cex="http://schemas.microsoft.com/office/word/2018/wordml/cex" xmlns:w16cid="http://schemas.microsoft.com/office/word/2016/wordml/cid" xmlns:w16="http://schemas.microsoft.com/office/word/2018/wordml" xmlns:w16du="http://schemas.microsoft.com/office/word/2023/wordml/word16du" xmlns:w16sdtdh="http://schemas.microsoft.com/office/word/2020/wordml/sdtdatahash" xmlns:w16sdtfl="http://schemas.microsoft.com/office/word/2024/wordml/sdtformatlock" xmlns:w16se="http://schemas.microsoft.com/office/word/2015/wordml/symex" xmlns:wpg="http://schemas.microsoft.com/office/word/2010/wordprocessingGroup" xmlns:wpi="http://schemas.microsoft.com/office/word/2010/wordprocessingInk" xmlns:wne="http://schemas.microsoft.com/office/word/2006/wordml" xmlns:wps="http://schemas.microsoft.com/office/word/2010/wordprocessingShape" mc:Ignorable="w14 w15 w16se w16cid w16 w16cex w16sdtdh w16sdtfl w16du wp14">
   <w:body>
     <w:p>
       <w:r>
@@ -55,7 +55,7 @@
               <a:graphicData uri="http://schemas.openxmlformats.org/drawingml/2006/picture">
                 <pic:pic xmlns:pic="http://schemas.openxmlformats.org/drawingml/2006/picture">
                   <pic:nvPicPr>
-                    <pic:cNvPr id="0" name="Picture 1"/>
+                    <pic:cNvPr id="345194156" name="Picture 1"/>
                     <pic:cNvPicPr>
                       <a:picLocks noChangeAspect="1" noChangeArrowheads="1"/>
                     </pic:cNvPicPr>
@@ -98,7 +98,6 @@
     <w:p/>
     <w:p>
       <w:r>
-        <w:lastRenderedPageBreak/>
         <w:t>VPC HPC (placement Group) =&gt; VPC = Virtual Private Claud, ovvero una rete virtuale e privata che si crea dentro AWS (rete privata aziendale ma dentro il claud). Il placement group è come se fosse un impostazione che dice ad AWS di mettere i nodi inerenti vicini per diminuire la latenza il più possibile.</w:t>
       </w:r>
     </w:p>
@@ -131,7 +130,11 @@
         <w:t>Da impostare un budget alert (non urgente)</w:t>
       </w:r>
     </w:p>
-    <w:p/>
+    <w:p>
+      <w:r>
+        <w:t>the thing goes prrrrra</w:t>
+      </w:r>
+    </w:p>
     <w:p/>
     <w:p/>
     <w:p/>
@@ -1063,6 +1066,130 @@
       <w:spacing w:val="5"/>
     </w:rPr>
   </w:style>
+  <w:style w:type="paragraph" w:default="1" w:styleId="Normal">
+    <w:name w:val="Normal"/>
+    <w:qFormat/>
+  </w:style>
+  <w:style w:type="paragraph" w:styleId="Title">
+    <w:name w:val="Title"/>
+    <w:basedOn w:val="Normal"/>
+    <w:next w:val="Normal"/>
+    <w:link w:val="TitleChar"/>
+    <w:uiPriority w:val="10"/>
+    <w:qFormat/>
+    <w:rsid w:val="00B72667"/>
+    <w:pPr>
+      <w:spacing w:after="80"/>
+      <w:contextualSpacing/>
+    </w:pPr>
+    <w:rPr>
+      <w:rFonts w:asciiTheme="majorHAnsi" w:eastAsiaTheme="majorEastAsia" w:hAnsiTheme="majorHAnsi" w:cstheme="majorBidi"/>
+      <w:spacing w:val="-10"/>
+      <w:kern w:val="28"/>
+      <w:sz w:val="56"/>
+      <w:szCs w:val="56"/>
+    </w:rPr>
+  </w:style>
+  <w:style w:type="paragraph" w:styleId="Subtitle">
+    <w:name w:val="Subtitle"/>
+    <w:basedOn w:val="Normal"/>
+    <w:next w:val="Normal"/>
+    <w:link w:val="SubtitleChar"/>
+    <w:uiPriority w:val="11"/>
+    <w:qFormat/>
+    <w:rsid w:val="00B72667"/>
+    <w:pPr>
+      <w:numPr>
+        <w:ilvl w:val="1"/>
+      </w:numPr>
+      <w:spacing w:after="160"/>
+    </w:pPr>
+    <w:rPr>
+      <w:rFonts w:asciiTheme="minorHAnsi" w:eastAsiaTheme="majorEastAsia" w:hAnsiTheme="minorHAnsi" w:cstheme="majorBidi"/>
+      <w:color w:val="595959" w:themeColor="text1" w:themeTint="A6"/>
+      <w:spacing w:val="15"/>
+      <w:sz w:val="28"/>
+      <w:szCs w:val="28"/>
+    </w:rPr>
+  </w:style>
+  <w:style w:type="paragraph" w:styleId="Heading1">
+    <w:name w:val="heading 1"/>
+    <w:basedOn w:val="Normal"/>
+    <w:next w:val="Normal"/>
+    <w:link w:val="Heading1Char"/>
+    <w:uiPriority w:val="9"/>
+    <w:qFormat/>
+    <w:rsid w:val="00233D7B"/>
+    <w:pPr>
+      <w:keepNext/>
+      <w:keepLines/>
+      <w:spacing w:before="360" w:after="80"/>
+      <w:outlineLvl w:val="0"/>
+    </w:pPr>
+    <w:rPr>
+      <w:rFonts w:asciiTheme="majorHAnsi" w:eastAsiaTheme="majorEastAsia" w:hAnsiTheme="majorHAnsi" w:cstheme="majorBidi"/>
+      <w:color w:val="0F4761" w:themeColor="accent1" w:themeShade="BF"/>
+      <w:sz w:val="40"/>
+      <w:szCs w:val="40"/>
+    </w:rPr>
+  </w:style>
+  <w:style w:type="paragraph" w:styleId="Heading2">
+    <w:name w:val="heading 2"/>
+    <w:basedOn w:val="Normal"/>
+    <w:next w:val="Normal"/>
+    <w:link w:val="Heading2Char"/>
+    <w:uiPriority w:val="9"/>
+    <w:semiHidden/>
+    <w:unhideWhenUsed/>
+    <w:qFormat/>
+    <w:rsid w:val="00233D7B"/>
+    <w:pPr>
+      <w:keepNext/>
+      <w:keepLines/>
+      <w:spacing w:before="160" w:after="80"/>
+      <w:outlineLvl w:val="1"/>
+    </w:pPr>
+    <w:rPr>
+      <w:rFonts w:asciiTheme="majorHAnsi" w:eastAsiaTheme="majorEastAsia" w:hAnsiTheme="majorHAnsi" w:cstheme="majorBidi"/>
+      <w:color w:val="0F4761" w:themeColor="accent1" w:themeShade="BF"/>
+      <w:sz w:val="32"/>
+      <w:szCs w:val="32"/>
+    </w:rPr>
+  </w:style>
+  <w:style w:type="paragraph" w:styleId="Heading3">
+    <w:name w:val="heading 3"/>
+    <w:basedOn w:val="Normal"/>
+    <w:next w:val="Normal"/>
+    <w:link w:val="Heading3Char"/>
+    <w:uiPriority w:val="9"/>
+    <w:semiHidden/>
+    <w:unhideWhenUsed/>
+    <w:qFormat/>
+    <w:rsid w:val="00233D7B"/>
+    <w:pPr>
+      <w:keepNext/>
+      <w:keepLines/>
+      <w:spacing w:before="160" w:after="80"/>
+      <w:outlineLvl w:val="2"/>
+    </w:pPr>
+    <w:rPr>
+      <w:rFonts w:eastAsiaTheme="majorEastAsia" w:cstheme="majorBidi"/>
+      <w:color w:val="0F4761" w:themeColor="accent1" w:themeShade="BF"/>
+      <w:sz w:val="28"/>
+      <w:szCs w:val="28"/>
+    </w:rPr>
+  </w:style>
+  <w:style w:styleId="Hyperlink" w:type="character">
+    <w:name w:val="Hyperlink"/>
+    <w:basedOn w:val="DefaultParagraphFont"/>
+    <w:uiPriority w:val="99"/>
+    <w:unhideWhenUsed/>
+    <w:rsid w:val="00D87CC4"/>
+    <w:rPr>
+      <w:color w:themeColor="hyperlink" w:val="467886"/>
+      <w:u w:val="single"/>
+    </w:rPr>
+  </w:style>
 </w:styles>
 </file>
 

--- a/matteo/APPUNTI HPC.docx
+++ b/matteo/APPUNTI HPC.docx
@@ -14,7 +14,7 @@
     </w:p>
     <w:p>
       <w:r>
-        <w:t>VPN site-on-site -più economica, ma con latenza meno predicibile, accettabile se i carichi non sono fortemente accoppiati.</w:t>
+        <w:t>VPN site-on-site  - più economica, ma con latenza meno prevedibile, accettabile se i carichi non sono fortemente accoppiati.</w:t>
       </w:r>
     </w:p>
     <w:p/>
@@ -117,7 +117,7 @@
     </w:p>
     <w:p>
       <w:r>
-        <w:t>FSx for Luster =&gt; filesyster efficiente con latenza minima anche con molteplici nodi che leggono gli stessi file.</w:t>
+        <w:t>FSx for Luster =&gt; filesystem efficiente con latenza minima anche con molteplici nodi che leggono gli stessi file.</w:t>
       </w:r>
     </w:p>
     <w:p>
@@ -130,11 +130,7 @@
         <w:t>Da impostare un budget alert (non urgente)</w:t>
       </w:r>
     </w:p>
-    <w:p>
-      <w:r>
-        <w:t>the thing goes prrrrra</w:t>
-      </w:r>
-    </w:p>
+    <w:p/>
     <w:p/>
     <w:p/>
     <w:p/>

--- a/matteo/APPUNTI HPC.docx
+++ b/matteo/APPUNTI HPC.docx
@@ -37,71 +37,30 @@
         <w:t>Scheduler ? da capire per la creazione della connessione tea il datacenter on premis e quello da creare su claud.</w:t>
       </w:r>
     </w:p>
-    <w:p/>
-    <w:p>
-      <w:r>
-        <w:rPr>
-          <w:noProof/>
-        </w:rPr>
-        <w:drawing>
-          <wp:inline distT="0" distB="0" distL="0" distR="0" wp14:anchorId="64E3C889" wp14:editId="0F7E2F23">
-            <wp:extent cx="6115050" cy="4152900"/>
-            <wp:effectExtent l="0" t="0" r="0" b="0"/>
-            <wp:docPr id="345194156" name="Immagine 1"/>
-            <wp:cNvGraphicFramePr>
-              <a:graphicFrameLocks xmlns:a="http://schemas.openxmlformats.org/drawingml/2006/main" noChangeAspect="1"/>
-            </wp:cNvGraphicFramePr>
-            <a:graphic xmlns:a="http://schemas.openxmlformats.org/drawingml/2006/main">
-              <a:graphicData uri="http://schemas.openxmlformats.org/drawingml/2006/picture">
-                <pic:pic xmlns:pic="http://schemas.openxmlformats.org/drawingml/2006/picture">
-                  <pic:nvPicPr>
-                    <pic:cNvPr id="345194156" name="Picture 1"/>
-                    <pic:cNvPicPr>
-                      <a:picLocks noChangeAspect="1" noChangeArrowheads="1"/>
-                    </pic:cNvPicPr>
-                  </pic:nvPicPr>
-                  <pic:blipFill>
-                    <a:blip r:embed="rId4">
-                      <a:extLst>
-                        <a:ext uri="{28A0092B-C50C-407E-A947-70E740481C1C}">
-                          <a14:useLocalDpi xmlns:a14="http://schemas.microsoft.com/office/drawing/2010/main" val="0"/>
-                        </a:ext>
-                      </a:extLst>
-                    </a:blip>
-                    <a:srcRect/>
-                    <a:stretch>
-                      <a:fillRect/>
-                    </a:stretch>
-                  </pic:blipFill>
-                  <pic:spPr bwMode="auto">
-                    <a:xfrm>
-                      <a:off x="0" y="0"/>
-                      <a:ext cx="6115050" cy="4152900"/>
-                    </a:xfrm>
-                    <a:prstGeom prst="rect">
-                      <a:avLst/>
-                    </a:prstGeom>
-                    <a:noFill/>
-                    <a:ln>
-                      <a:noFill/>
-                    </a:ln>
-                  </pic:spPr>
-                </pic:pic>
-              </a:graphicData>
-            </a:graphic>
-          </wp:inline>
-        </w:drawing>
-      </w:r>
-    </w:p>
-    <w:p/>
-    <w:p/>
-    <w:p/>
+    <w:p>
+      <w:pPr>
+        <w:rPr>
+          <w:kern w:val="2"/>
+          <w:lang w:val="it-IT" w:eastAsia="en-US" w:bidi="ar-SA"/>
+          <w14:ligatures w14:val="standardContextual"/>
+        </w:rPr>
+      </w:pPr>
+    </w:p>
     <w:p>
       <w:r>
         <w:t>VPC HPC (placement Group) =&gt; VPC = Virtual Private Claud, ovvero una rete virtuale e privata che si crea dentro AWS (rete privata aziendale ma dentro il claud). Il placement group è come se fosse un impostazione che dice ad AWS di mettere i nodi inerenti vicini per diminuire la latenza il più possibile.</w:t>
       </w:r>
     </w:p>
     <w:p>
+      <w:pPr>
+        <w:rPr>
+          <w:kern w:val="2"/>
+          <w:lang w:val="it-IT" w:eastAsia="en-US" w:bidi="ar-SA"/>
+          <w14:ligatures w14:val="standardContextual"/>
+        </w:rPr>
+      </w:pPr>
+    </w:p>
+    <w:p>
       <w:r>
         <w:t>EFA =&gt; Elastic Fabric Adapter per permettere la comunicazione veloce tra i vari nodi (Latenza minima). Da capire se usare Hpc6a o Hpc7a (due famiglie pensate per i H</w:t>
       </w:r>
@@ -116,11 +75,29 @@
       </w:r>
     </w:p>
     <w:p>
+      <w:pPr>
+        <w:rPr>
+          <w:kern w:val="2"/>
+          <w:lang w:val="it-IT" w:eastAsia="en-US" w:bidi="ar-SA"/>
+          <w14:ligatures w14:val="standardContextual"/>
+        </w:rPr>
+      </w:pPr>
+    </w:p>
+    <w:p>
       <w:r>
         <w:t>FSx for Luster =&gt; filesystem efficiente con latenza minima anche con molteplici nodi che leggono gli stessi file.</w:t>
       </w:r>
     </w:p>
     <w:p>
+      <w:pPr>
+        <w:rPr>
+          <w:kern w:val="2"/>
+          <w:lang w:val="it-IT" w:eastAsia="en-US" w:bidi="ar-SA"/>
+          <w14:ligatures w14:val="standardContextual"/>
+        </w:rPr>
+      </w:pPr>
+    </w:p>
+    <w:p>
       <w:r>
         <w:t>S3 =&gt; Storage finale per il larchiviazione a lungo termine.</w:t>
       </w:r>
@@ -129,6 +106,600 @@
       <w:r>
         <w:t>Da impostare un budget alert (non urgente)</w:t>
       </w:r>
+    </w:p>
+    <w:p>
+      <w:pPr>
+        <w:rPr>
+          <w:kern w:val="2"/>
+          <w:lang w:val="it-IT" w:eastAsia="en-US" w:bidi="ar-SA"/>
+          <w14:ligatures w14:val="standardContextual"/>
+        </w:rPr>
+      </w:pPr>
+    </w:p>
+    <w:p>
+      <w:pPr>
+        <w:rPr>
+          <w:kern w:val="2"/>
+          <w:lang w:val="it-IT" w:eastAsia="en-US" w:bidi="ar-SA"/>
+          <w14:ligatures w14:val="standardContextual"/>
+        </w:rPr>
+      </w:pPr>
+    </w:p>
+    <w:p>
+      <w:pPr>
+        <w:rPr>
+          <w:kern w:val="2"/>
+          <w:lang w:val="it-IT" w:eastAsia="en-US" w:bidi="ar-SA"/>
+          <w14:ligatures w14:val="standardContextual"/>
+        </w:rPr>
+      </w:pPr>
+    </w:p>
+    <w:p>
+      <w:pPr>
+        <w:rPr>
+          <w:kern w:val="2"/>
+          <w:lang w:val="it-IT" w:eastAsia="en-US" w:bidi="ar-SA"/>
+          <w14:ligatures w14:val="standardContextual"/>
+        </w:rPr>
+      </w:pPr>
+    </w:p>
+    <w:p>
+      <w:pPr>
+        <w:rPr>
+          <w:kern w:val="2"/>
+          <w:lang w:val="it-IT" w:eastAsia="en-US" w:bidi="ar-SA"/>
+          <w14:ligatures w14:val="standardContextual"/>
+        </w:rPr>
+      </w:pPr>
+    </w:p>
+    <w:p>
+      <w:pPr>
+        <w:rPr>
+          <w:kern w:val="2"/>
+          <w:lang w:val="it-IT" w:eastAsia="en-US" w:bidi="ar-SA"/>
+          <w14:ligatures w14:val="standardContextual"/>
+          <w:sz w:val="60"/>
+          <w:szCs w:val="60"/>
+        </w:rPr>
+      </w:pPr>
+      <w:r>
+        <w:rPr>
+          <w:sz w:val="28"/>
+          <w:szCs w:val="28"/>
+        </w:rPr>
+        <w:t>Istanze EC2 hpc7g.8xlarge</w:t>
+      </w:r>
+    </w:p>
+    <w:p>
+      <w:pPr>
+        <w:rPr>
+          <w:sz w:val="60"/>
+          <w:szCs w:val="60"/>
+          <w:kern w:val="2"/>
+          <w:lang w:val="it-IT" w:eastAsia="en-US" w:bidi="ar-SA"/>
+          <w14:ligatures w14:val="standardContextual"/>
+        </w:rPr>
+        <w:numPr>
+          <w:numId w:val="3"/>
+          <w:ilvl w:val="0"/>
+        </w:numPr>
+      </w:pPr>
+      <w:r>
+        <w:rPr>
+          <w:sz w:val="28"/>
+          <w:szCs w:val="28"/>
+        </w:rPr>
+        <w:t>8 nodi sempre attivi</w:t>
+      </w:r>
+    </w:p>
+    <w:p>
+      <w:pPr>
+        <w:rPr>
+          <w:sz w:val="60"/>
+          <w:szCs w:val="60"/>
+          <w:kern w:val="2"/>
+          <w:lang w:val="it-IT" w:eastAsia="en-US" w:bidi="ar-SA"/>
+          <w14:ligatures w14:val="standardContextual"/>
+        </w:rPr>
+        <w:numPr>
+          <w:numId w:val="3"/>
+          <w:ilvl w:val="0"/>
+        </w:numPr>
+      </w:pPr>
+      <w:r>
+        <w:rPr>
+          <w:sz w:val="28"/>
+          <w:szCs w:val="28"/>
+        </w:rPr>
+        <w:t>CPU 32 per nodo</w:t>
+      </w:r>
+    </w:p>
+    <w:p>
+      <w:pPr>
+        <w:rPr>
+          <w:sz w:val="60"/>
+          <w:szCs w:val="60"/>
+          <w:kern w:val="2"/>
+          <w:lang w:val="it-IT" w:eastAsia="en-US" w:bidi="ar-SA"/>
+          <w14:ligatures w14:val="standardContextual"/>
+        </w:rPr>
+        <w:numPr>
+          <w:numId w:val="3"/>
+          <w:ilvl w:val="0"/>
+        </w:numPr>
+      </w:pPr>
+      <w:r>
+        <w:rPr>
+          <w:sz w:val="28"/>
+          <w:szCs w:val="28"/>
+        </w:rPr>
+        <w:t>128 GiB di memoria</w:t>
+      </w:r>
+    </w:p>
+    <w:p>
+      <w:pPr>
+        <w:rPr>
+          <w:sz w:val="60"/>
+          <w:szCs w:val="60"/>
+          <w:kern w:val="2"/>
+          <w:lang w:val="it-IT" w:eastAsia="en-US" w:bidi="ar-SA"/>
+          <w14:ligatures w14:val="standardContextual"/>
+        </w:rPr>
+        <w:numPr>
+          <w:numId w:val="3"/>
+          <w:ilvl w:val="0"/>
+        </w:numPr>
+      </w:pPr>
+      <w:r>
+        <w:rPr>
+          <w:sz w:val="28"/>
+          <w:szCs w:val="28"/>
+        </w:rPr>
+        <w:t>Prestazione di rete 200 Gigabit</w:t>
+      </w:r>
+    </w:p>
+    <w:p>
+      <w:pPr>
+        <w:rPr>
+          <w:sz w:val="28"/>
+          <w:szCs w:val="28"/>
+          <w:kern w:val="2"/>
+          <w:lang w:val="it-IT" w:eastAsia="en-US" w:bidi="ar-SA"/>
+          <w14:ligatures w14:val="standardContextual"/>
+        </w:rPr>
+      </w:pPr>
+    </w:p>
+    <w:p>
+      <w:pPr>
+        <w:rPr>
+          <w:sz w:val="60"/>
+          <w:szCs w:val="60"/>
+          <w:kern w:val="2"/>
+          <w:lang w:val="it-IT" w:eastAsia="en-US" w:bidi="ar-SA"/>
+          <w14:ligatures w14:val="standardContextual"/>
+        </w:rPr>
+      </w:pPr>
+      <w:r>
+        <w:rPr>
+          <w:sz w:val="28"/>
+          <w:szCs w:val="28"/>
+        </w:rPr>
+        <w:t xml:space="preserve">Opzione di pagamento EC2: </w:t>
+      </w:r>
+      <w:r>
+        <w:rPr>
+          <w:sz w:val="28"/>
+          <w:szCs w:val="28"/>
+        </w:rPr>
+        <w:t>Instance Saving Plans</w:t>
+      </w:r>
+    </w:p>
+    <w:p>
+      <w:pPr>
+        <w:rPr>
+          <w:sz w:val="60"/>
+          <w:szCs w:val="60"/>
+          <w:kern w:val="2"/>
+          <w:lang w:val="it-IT" w:eastAsia="en-US" w:bidi="ar-SA"/>
+          <w14:ligatures w14:val="standardContextual"/>
+        </w:rPr>
+        <w:numPr>
+          <w:numId w:val="4"/>
+          <w:ilvl w:val="0"/>
+        </w:numPr>
+      </w:pPr>
+      <w:r>
+        <w:rPr>
+          <w:sz w:val="28"/>
+          <w:szCs w:val="28"/>
+        </w:rPr>
+        <w:t>termine di prenotazione (3 anni)</w:t>
+      </w:r>
+    </w:p>
+    <w:p>
+      <w:pPr>
+        <w:rPr>
+          <w:sz w:val="60"/>
+          <w:szCs w:val="60"/>
+          <w:kern w:val="2"/>
+          <w:lang w:val="it-IT" w:eastAsia="en-US" w:bidi="ar-SA"/>
+          <w14:ligatures w14:val="standardContextual"/>
+        </w:rPr>
+        <w:numPr>
+          <w:numId w:val="4"/>
+          <w:ilvl w:val="0"/>
+        </w:numPr>
+      </w:pPr>
+      <w:r>
+        <w:rPr>
+          <w:sz w:val="28"/>
+          <w:szCs w:val="28"/>
+        </w:rPr>
+        <w:t>prezzo per istanza al mese 911.19USD</w:t>
+      </w:r>
+    </w:p>
+    <w:p>
+      <w:pPr>
+        <w:rPr>
+          <w:sz w:val="60"/>
+          <w:szCs w:val="60"/>
+          <w:kern w:val="2"/>
+          <w:lang w:val="it-IT" w:eastAsia="en-US" w:bidi="ar-SA"/>
+          <w14:ligatures w14:val="standardContextual"/>
+        </w:rPr>
+        <w:numPr>
+          <w:numId w:val="4"/>
+          <w:ilvl w:val="0"/>
+        </w:numPr>
+      </w:pPr>
+      <w:r>
+        <w:rPr>
+          <w:sz w:val="28"/>
+          <w:szCs w:val="28"/>
+        </w:rPr>
+        <w:t>Costo mensile totale per 8 istanze 7 289,49USD</w:t>
+      </w:r>
+    </w:p>
+    <w:p>
+      <w:pPr>
+        <w:rPr>
+          <w:sz w:val="60"/>
+          <w:szCs w:val="60"/>
+          <w:kern w:val="2"/>
+          <w:lang w:val="it-IT" w:eastAsia="en-US" w:bidi="ar-SA"/>
+          <w14:ligatures w14:val="standardContextual"/>
+        </w:rPr>
+        <w:numPr>
+          <w:numId w:val="4"/>
+          <w:ilvl w:val="0"/>
+        </w:numPr>
+      </w:pPr>
+      <w:r>
+        <w:rPr>
+          <w:sz w:val="28"/>
+          <w:szCs w:val="28"/>
+        </w:rPr>
+        <w:t>Costo totale sul piano di 3 anni 262 421,64USD</w:t>
+      </w:r>
+    </w:p>
+    <w:p>
+      <w:pPr>
+        <w:rPr>
+          <w:sz w:val="60"/>
+          <w:szCs w:val="60"/>
+          <w:kern w:val="2"/>
+          <w:lang w:val="it-IT" w:eastAsia="en-US" w:bidi="ar-SA"/>
+          <w14:ligatures w14:val="standardContextual"/>
+        </w:rPr>
+        <w:numPr>
+          <w:numId w:val="4"/>
+          <w:ilvl w:val="0"/>
+        </w:numPr>
+      </w:pPr>
+      <w:r>
+        <w:rPr>
+          <w:sz w:val="28"/>
+          <w:szCs w:val="28"/>
+        </w:rPr>
+        <w:t>Con pagamento anticipato sul piano di 3 anni 228 404,74USD</w:t>
+      </w:r>
+    </w:p>
+    <w:p>
+      <w:pPr>
+        <w:rPr>
+          <w:sz w:val="60"/>
+          <w:szCs w:val="60"/>
+          <w:kern w:val="2"/>
+          <w:lang w:val="it-IT" w:eastAsia="en-US" w:bidi="ar-SA"/>
+          <w14:ligatures w14:val="standardContextual"/>
+        </w:rPr>
+        <w:numPr>
+          <w:numId w:val="5"/>
+          <w:ilvl w:val="0"/>
+        </w:numPr>
+      </w:pPr>
+      <w:r>
+        <w:rPr>
+          <w:sz w:val="28"/>
+          <w:szCs w:val="28"/>
+        </w:rPr>
+        <w:t xml:space="preserve">Con pagamento anticipato parziale, anticipo 121 497,70USD mensilmente 3 374,94USD per un totale per un periodo di 3 anni di </w:t>
+      </w:r>
+      <w:r>
+        <w:rPr>
+          <w:sz w:val="28"/>
+          <w:szCs w:val="28"/>
+        </w:rPr>
+        <w:t>242 996,24USD</w:t>
+      </w:r>
+    </w:p>
+    <w:p>
+      <w:pPr>
+        <w:rPr>
+          <w:sz w:val="60"/>
+          <w:szCs w:val="60"/>
+          <w:kern w:val="2"/>
+          <w:lang w:val="it-IT" w:eastAsia="en-US" w:bidi="ar-SA"/>
+          <w14:ligatures w14:val="standardContextual"/>
+        </w:rPr>
+      </w:pPr>
+    </w:p>
+    <w:p>
+      <w:pPr>
+        <w:rPr>
+          <w:sz w:val="60"/>
+          <w:szCs w:val="60"/>
+          <w:kern w:val="2"/>
+          <w:lang w:val="it-IT" w:eastAsia="en-US" w:bidi="ar-SA"/>
+          <w14:ligatures w14:val="standardContextual"/>
+        </w:rPr>
+      </w:pPr>
+    </w:p>
+    <w:p>
+      <w:pPr>
+        <w:rPr>
+          <w:sz w:val="60"/>
+          <w:szCs w:val="60"/>
+          <w:kern w:val="2"/>
+          <w:lang w:val="it-IT" w:eastAsia="en-US" w:bidi="ar-SA"/>
+          <w14:ligatures w14:val="standardContextual"/>
+        </w:rPr>
+      </w:pPr>
+    </w:p>
+    <w:p>
+      <w:pPr>
+        <w:rPr>
+          <w:sz w:val="60"/>
+          <w:szCs w:val="60"/>
+          <w:kern w:val="2"/>
+          <w:lang w:val="it-IT" w:eastAsia="en-US" w:bidi="ar-SA"/>
+          <w14:ligatures w14:val="standardContextual"/>
+        </w:rPr>
+      </w:pPr>
+    </w:p>
+    <w:p>
+      <w:pPr>
+        <w:rPr>
+          <w:sz w:val="60"/>
+          <w:szCs w:val="60"/>
+          <w:kern w:val="2"/>
+          <w:lang w:val="it-IT" w:eastAsia="en-US" w:bidi="ar-SA"/>
+          <w14:ligatures w14:val="standardContextual"/>
+        </w:rPr>
+      </w:pPr>
+    </w:p>
+    <w:p>
+      <w:pPr>
+        <w:rPr>
+          <w:sz w:val="60"/>
+          <w:szCs w:val="60"/>
+          <w:kern w:val="2"/>
+          <w:lang w:val="it-IT" w:eastAsia="en-US" w:bidi="ar-SA"/>
+          <w14:ligatures w14:val="standardContextual"/>
+        </w:rPr>
+      </w:pPr>
+    </w:p>
+    <w:p>
+      <w:pPr>
+        <w:pStyle w:val="Heading2"/>
+      </w:pPr>
+      <w:r>
+        <w:rPr>
+          <w:b/>
+        </w:rPr>
+        <w:t>Lista completa delle domande (versione iniziale)</w:t>
+      </w:r>
+    </w:p>
+    <w:p>
+      <w:pPr>
+        <w:pStyle w:val="Heading3"/>
+      </w:pPr>
+      <w:r>
+        <w:t xml:space="preserve">1️⃣ </w:t>
+      </w:r>
+      <w:r>
+        <w:rPr>
+          <w:b/>
+        </w:rPr>
+        <w:t>Che scheduler usano on-premise?</w:t>
+      </w:r>
+    </w:p>
+    <w:p>
+      <w:r>
+        <w:rPr>
+          <w:rFonts w:ascii="" w:hAnsi="" w:eastAsia="" w:cs=""/>
+        </w:rPr>
+        <w:t>Slurm, PBS, LSF, altro?</w:t>
+      </w:r>
+    </w:p>
+    <w:p>
+      <w:pPr>
+        <w:pStyle w:val="Heading3"/>
+      </w:pPr>
+      <w:r>
+        <w:t xml:space="preserve">2️⃣ </w:t>
+      </w:r>
+      <w:r>
+        <w:rPr>
+          <w:b/>
+        </w:rPr>
+        <w:t>Il cluster on-premise supporta Slurm Federation / Multi-Cluster / EC2 plugin?</w:t>
+      </w:r>
+    </w:p>
+    <w:p>
+      <w:r>
+        <w:rPr>
+          <w:rFonts w:ascii="" w:hAnsi="" w:eastAsia="" w:cs=""/>
+        </w:rPr>
+        <w:t>Serve sapere se il vostro head node può integrarsi con nodi cloud.</w:t>
+      </w:r>
+    </w:p>
+    <w:p>
+      <w:pPr>
+        <w:pStyle w:val="Heading3"/>
+      </w:pPr>
+      <w:r>
+        <w:t xml:space="preserve">3️⃣ </w:t>
+      </w:r>
+      <w:r>
+        <w:rPr>
+          <w:b/>
+        </w:rPr>
+        <w:t>I job devono comunicare via MPI tra nodi on-premise e nodi cloud?</w:t>
+      </w:r>
+    </w:p>
+    <w:p>
+      <w:r>
+        <w:rPr>
+          <w:rFonts w:ascii="" w:hAnsi="" w:eastAsia="" w:cs=""/>
+        </w:rPr>
+        <w:t>Job ibridi (on-prem + cloud insieme) oppure job separati?</w:t>
+      </w:r>
+    </w:p>
+    <w:p>
+      <w:pPr>
+        <w:pStyle w:val="Heading3"/>
+      </w:pPr>
+      <w:r>
+        <w:t xml:space="preserve">4️⃣ </w:t>
+      </w:r>
+      <w:r>
+        <w:rPr>
+          <w:b/>
+        </w:rPr>
+        <w:t>Che filesystem devono vedere i job?</w:t>
+      </w:r>
+    </w:p>
+    <w:p>
+      <w:r>
+        <w:rPr>
+          <w:rFonts w:ascii="" w:hAnsi="" w:eastAsia="" w:cs=""/>
+        </w:rPr>
+        <w:t>Quali directory devono essere condivise tra on-prem e cloud?</w:t>
+      </w:r>
+    </w:p>
+    <w:p>
+      <w:pPr>
+        <w:pStyle w:val="Heading3"/>
+      </w:pPr>
+      <w:r>
+        <w:t xml:space="preserve">5️⃣ </w:t>
+      </w:r>
+      <w:r>
+        <w:rPr>
+          <w:b/>
+        </w:rPr>
+        <w:t>Vuoi overflow automatico o code dedicate?</w:t>
+      </w:r>
+    </w:p>
+    <w:p>
+      <w:r>
+        <w:rPr>
+          <w:rFonts w:ascii="" w:hAnsi="" w:eastAsia="" w:cs=""/>
+        </w:rPr>
+        <w:t>Quando on-prem è pieno, il job deve andare automaticamente sul cloud?</w:t>
+      </w:r>
+    </w:p>
+    <w:p>
+      <w:pPr>
+        <w:pStyle w:val="Heading3"/>
+      </w:pPr>
+      <w:r>
+        <w:t xml:space="preserve">6️⃣ </w:t>
+      </w:r>
+      <w:r>
+        <w:rPr>
+          <w:b/>
+        </w:rPr>
+        <w:t>I nodi cloud devono essere sempre accesi o on-demand?</w:t>
+      </w:r>
+      <w:r>
+        <w:br/>
+      </w:r>
+    </w:p>
+    <w:p>
+      <w:pPr>
+        <w:numPr>
+          <w:numId w:val="6"/>
+          <w:ilvl w:val="0"/>
+        </w:numPr>
+      </w:pPr>
+      <w:r>
+        <w:rPr>
+          <w:rFonts w:ascii="" w:hAnsi="" w:eastAsia="" w:cs=""/>
+        </w:rPr>
+        <w:t>Sempre attivi, autoscaling, oppure Spot?</w:t>
+      </w:r>
+      <w:r>
+        <w:br/>
+      </w:r>
+      <w:r>
+        <w:br/>
+      </w:r>
+      <w:r>
+        <w:t>2.</w:t>
+      </w:r>
+      <w:r>
+        <w:br/>
+      </w:r>
+      <w:r>
+        <w:br/>
+      </w:r>
+      <w:r>
+        <w:t>3. i job possono essere ibridi nel momento in qui è necessario, in somma prima si vede se si può far svolgere tutto on premis, se non si può si vede se si può far svolgere tutto on cloud, e solo a quel punto se le precedenti opzioni non erano possibili si propone un divisione del job ibrida.</w:t>
+      </w:r>
+      <w:r>
+        <w:br/>
+      </w:r>
+      <w:r>
+        <w:t xml:space="preserve"> 4.</w:t>
+      </w:r>
+      <w:r>
+        <w:br/>
+      </w:r>
+      <w:r>
+        <w:t xml:space="preserve"> 5. Voglio un owerflow automatico.</w:t>
+      </w:r>
+      <w:r>
+        <w:br/>
+      </w:r>
+      <w:r>
+        <w:t xml:space="preserve"> 6. E da vedere il prezzo delle due opzione, si va con l'opzione più economica considerando che usando il calcolatore di AWS, mettendo un utilizzo medio del 80 percento, considerando che probabilmente sarà alto, la differenza di prezzo sembrava essere così insignificante da non renderlo conveniente.</w:t>
+      </w:r>
+      <w:r>
+        <w:br/>
+      </w:r>
+    </w:p>
+    <w:p>
+      <w:pPr>
+        <w:rPr>
+          <w:sz w:val="60"/>
+          <w:szCs w:val="60"/>
+          <w:kern w:val="2"/>
+          <w:lang w:val="it-IT" w:eastAsia="en-US" w:bidi="ar-SA"/>
+          <w14:ligatures w14:val="standardContextual"/>
+        </w:rPr>
+      </w:pPr>
     </w:p>
     <w:p/>
     <w:p/>
@@ -143,6 +714,9 @@
     </w:sectPr>
   </w:body>
 </w:document>
+</file>
+
+<file path=word/numbering.xml><?xml version="1.0" encoding="UTF-8" standalone="yes"?><w:numbering xmlns:w="http://schemas.openxmlformats.org/wordprocessingml/2006/main" xmlns:w15="http://schemas.microsoft.com/office/word/2012/wordml" xmlns:mc="http://schemas.openxmlformats.org/markup-compatibility/2006" mc:Ignorable="w15"><w:abstractNum w:abstractNumId="0" w15:restartNumberingAfterBreak="0"><w:nsid w:val="16126B07" /><w:multiLevelType w:val="hybridMultilevel" /><w:lvl w:ilvl="0" w:tplc="04090001"><w:start w:val="1" /><w:numFmt w:val="bullet" /><w:lvlText w:val="" /><w:lvlJc w:val="left" /><w:pPr><w:ind w:left="720" w:hanging="360" /></w:pPr><w:rPr><w:rFonts w:ascii="Symbol" w:hAnsi="Symbol" w:hint="default" /></w:rPr></w:lvl><w:lvl w:ilvl="1" w:tplc="04090003" w:tentative="1"><w:start w:val="1" /><w:numFmt w:val="bullet" /><w:lvlText w:val="o" /><w:lvlJc w:val="left" /><w:pPr><w:ind w:left="1440" w:hanging="360" /></w:pPr><w:rPr><w:rFonts w:ascii="Courier New" w:hAnsi="Courier New" w:cs="Courier New" w:hint="default" /></w:rPr></w:lvl><w:lvl w:ilvl="2" w:tplc="04090005" w:tentative="1"><w:start w:val="1" /><w:numFmt w:val="bullet" /><w:lvlText w:val="" /><w:lvlJc w:val="left" /><w:pPr><w:ind w:left="2160" w:hanging="360" /></w:pPr><w:rPr><w:rFonts w:ascii="Wingdings" w:hAnsi="Wingdings" w:hint="default" /></w:rPr></w:lvl><w:lvl w:ilvl="3" w:tplc="04090001" w:tentative="1"><w:start w:val="1" /><w:numFmt w:val="bullet" /><w:lvlText w:val="" /><w:lvlJc w:val="left" /><w:pPr><w:ind w:left="2880" w:hanging="360" /></w:pPr><w:rPr><w:rFonts w:ascii="Symbol" w:hAnsi="Symbol" w:hint="default" /></w:rPr></w:lvl><w:lvl w:ilvl="4" w:tplc="04090003" w:tentative="1"><w:start w:val="1" /><w:numFmt w:val="bullet" /><w:lvlText w:val="o" /><w:lvlJc w:val="left" /><w:pPr><w:ind w:left="3600" w:hanging="360" /></w:pPr><w:rPr><w:rFonts w:ascii="Courier New" w:hAnsi="Courier New" w:cs="Courier New" w:hint="default" /></w:rPr></w:lvl><w:lvl w:ilvl="5" w:tplc="04090005" w:tentative="1"><w:start w:val="1" /><w:numFmt w:val="bullet" /><w:lvlText w:val="" /><w:lvlJc w:val="left" /><w:pPr><w:ind w:left="4320" w:hanging="360" /></w:pPr><w:rPr><w:rFonts w:ascii="Wingdings" w:hAnsi="Wingdings" w:hint="default" /></w:rPr></w:lvl><w:lvl w:ilvl="6" w:tplc="04090001" w:tentative="1"><w:start w:val="1" /><w:numFmt w:val="bullet" /><w:lvlText w:val="" /><w:lvlJc w:val="left" /><w:pPr><w:ind w:left="5040" w:hanging="360" /></w:pPr><w:rPr><w:rFonts w:ascii="Symbol" w:hAnsi="Symbol" w:hint="default" /></w:rPr></w:lvl><w:lvl w:ilvl="7" w:tplc="04090003" w:tentative="1"><w:start w:val="1" /><w:numFmt w:val="bullet" /><w:lvlText w:val="o" /><w:lvlJc w:val="left" /><w:pPr><w:ind w:left="5760" w:hanging="360" /></w:pPr><w:rPr><w:rFonts w:ascii="Courier New" w:hAnsi="Courier New" w:cs="Courier New" w:hint="default" /></w:rPr></w:lvl><w:lvl w:ilvl="8" w:tplc="04090005" w:tentative="1"><w:start w:val="1" /><w:numFmt w:val="bullet" /><w:lvlText w:val="" /><w:lvlJc w:val="left" /><w:pPr><w:ind w:left="6480" w:hanging="360" /></w:pPr><w:rPr><w:rFonts w:ascii="Wingdings" w:hAnsi="Wingdings" w:hint="default" /></w:rPr></w:lvl></w:abstractNum><w:abstractNum w:abstractNumId="1" w15:restartNumberingAfterBreak="0"><w:nsid w:val="587013BA" /><w:multiLevelType w:val="hybridMultilevel" /><w:lvl w:ilvl="0" w:tplc="0409000F"><w:start w:val="1" /><w:numFmt w:val="decimal" /><w:lvlText w:val="%1." /><w:lvlJc w:val="left" /><w:pPr><w:ind w:left="720" w:hanging="360" /></w:pPr></w:lvl><w:lvl w:ilvl="1" w:tplc="04090019" w:tentative="1"><w:start w:val="1" /><w:numFmt w:val="lowerLetter" /><w:lvlText w:val="%2." /><w:lvlJc w:val="left" /><w:pPr><w:ind w:left="1440" w:hanging="360" /></w:pPr></w:lvl><w:lvl w:ilvl="2" w:tplc="0409001B" w:tentative="1"><w:start w:val="1" /><w:numFmt w:val="lowerRoman" /><w:lvlText w:val="%3." /><w:lvlJc w:val="right" /><w:pPr><w:ind w:left="2160" w:hanging="180" /></w:pPr></w:lvl><w:lvl w:ilvl="3" w:tplc="0409000F" w:tentative="1"><w:start w:val="1" /><w:numFmt w:val="decimal" /><w:lvlText w:val="%4." /><w:lvlJc w:val="left" /><w:pPr><w:ind w:left="2880" w:hanging="360" /></w:pPr></w:lvl><w:lvl w:ilvl="4" w:tplc="04090019" w:tentative="1"><w:start w:val="1" /><w:numFmt w:val="lowerLetter" /><w:lvlText w:val="%5." /><w:lvlJc w:val="left" /><w:pPr><w:ind w:left="3600" w:hanging="360" /></w:pPr></w:lvl><w:lvl w:ilvl="5" w:tplc="0409001B" w:tentative="1"><w:start w:val="1" /><w:numFmt w:val="lowerRoman" /><w:lvlText w:val="%6." /><w:lvlJc w:val="right" /><w:pPr><w:ind w:left="4320" w:hanging="180" /></w:pPr></w:lvl><w:lvl w:ilvl="6" w:tplc="0409000F" w:tentative="1"><w:start w:val="1" /><w:numFmt w:val="decimal" /><w:lvlText w:val="%7." /><w:lvlJc w:val="left" /><w:pPr><w:ind w:left="5040" w:hanging="360" /></w:pPr></w:lvl><w:lvl w:ilvl="7" w:tplc="04090019" w:tentative="1"><w:start w:val="1" /><w:numFmt w:val="lowerLetter" /><w:lvlText w:val="%8." /><w:lvlJc w:val="left" /><w:pPr><w:ind w:left="5760" w:hanging="360" /></w:pPr></w:lvl><w:lvl w:ilvl="8" w:tplc="0409001B" w:tentative="1"><w:start w:val="1" /><w:numFmt w:val="lowerRoman" /><w:lvlText w:val="%9." /><w:lvlJc w:val="right" /><w:pPr><w:ind w:left="6480" w:hanging="180" /></w:pPr></w:lvl></w:abstractNum><w:abstractNum w:abstractNumId="2" w15:restartNumberingAfterBreak="0"><w:nsid w:val="49345B83" /><w:multiLevelType w:val="hybridMultilevel" /><w:tmpl w:val="FD50D0A1" /><w:lvl w:ilvl="0" w:tplc="04090001"><w:start w:val="1" /><w:numFmt w:val="bullet" /><w:lvlText w:val="•" /><w:lvlJc w:val="left" /><w:pPr><w:ind w:left="720" w:hanging="360" /></w:pPr><w:rPr><w:rFonts w:ascii="Symbol" w:hAnsi="Symbol" w:hint="default" /></w:rPr></w:lvl><w:lvl w:ilvl="1" w:tplc="04090003" w:tentative="1"><w:start w:val="1" /><w:numFmt w:val="bullet" /><w:lvlText w:val="◦" /><w:lvlJc w:val="left" /><w:pPr><w:ind w:left="1440" w:hanging="360" /></w:pPr><w:rPr><w:rFonts w:ascii="Courier New" w:hAnsi="Courier New" w:cs="Courier New" w:hint="default" /></w:rPr></w:lvl><w:lvl w:ilvl="2" w:tplc="04090005" w:tentative="1"><w:start w:val="1" /><w:numFmt w:val="bullet" /><w:lvlText w:val="▪" /><w:lvlJc w:val="left" /><w:pPr><w:ind w:left="2160" w:hanging="360" /></w:pPr><w:rPr><w:rFonts w:ascii="Wingdings" w:hAnsi="Wingdings" w:hint="default" /></w:rPr></w:lvl><w:lvl w:ilvl="3" w:tplc="04090001" w:tentative="1"><w:start w:val="1" /><w:numFmt w:val="bullet" /><w:lvlText w:val="•" /><w:lvlJc w:val="left" /><w:pPr><w:ind w:left="2880" w:hanging="360" /></w:pPr><w:rPr><w:rFonts w:ascii="Symbol" w:hAnsi="Symbol" w:hint="default" /></w:rPr></w:lvl><w:lvl w:ilvl="4" w:tplc="04090003" w:tentative="1"><w:start w:val="1" /><w:numFmt w:val="bullet" /><w:lvlText w:val="◦" /><w:lvlJc w:val="left" /><w:pPr><w:ind w:left="3600" w:hanging="360" /></w:pPr><w:rPr><w:rFonts w:ascii="Courier New" w:hAnsi="Courier New" w:cs="Courier New" w:hint="default" /></w:rPr></w:lvl><w:lvl w:ilvl="5" w:tplc="04090005" w:tentative="1"><w:start w:val="1" /><w:numFmt w:val="bullet" /><w:lvlText w:val="▪" /><w:lvlJc w:val="left" /><w:pPr><w:ind w:left="4320" w:hanging="360" /></w:pPr><w:rPr><w:rFonts w:ascii="Wingdings" w:hAnsi="Wingdings" w:hint="default" /></w:rPr></w:lvl><w:lvl w:ilvl="6" w:tplc="04090001" w:tentative="1"><w:start w:val="1" /><w:numFmt w:val="bullet" /><w:lvlText w:val="" /><w:lvlJc w:val="left" /><w:pPr><w:ind w:left="5040" w:hanging="360" /></w:pPr><w:rPr><w:rFonts w:ascii="Symbol" w:hAnsi="Symbol" w:hint="default" /></w:rPr></w:lvl><w:lvl w:ilvl="7" w:tplc="04090003" w:tentative="1"><w:start w:val="1" /><w:numFmt w:val="bullet" /><w:lvlText w:val="o" /><w:lvlJc w:val="left" /><w:pPr><w:ind w:left="5760" w:hanging="360" /></w:pPr><w:rPr><w:rFonts w:ascii="Courier New" w:hAnsi="Courier New" w:cs="Courier New" w:hint="default" /></w:rPr></w:lvl><w:lvl w:ilvl="8" w:tplc="04090005" w:tentative="1"><w:start w:val="1" /><w:numFmt w:val="bullet" /><w:lvlText w:val="" /><w:lvlJc w:val="left" /><w:pPr><w:ind w:left="6480" w:hanging="360" /></w:pPr><w:rPr><w:rFonts w:ascii="Wingdings" w:hAnsi="Wingdings" w:hint="default" /></w:rPr></w:lvl></w:abstractNum><w:abstractNum w:abstractNumId="3" w15:restartNumberingAfterBreak="0"><w:nsid w:val="A446ED5D" /><w:multiLevelType w:val="hybridMultilevel" /><w:tmpl w:val="AE9B2262" /><w:lvl w:ilvl="0" w:tplc="04090001"><w:start w:val="1" /><w:numFmt w:val="bullet" /><w:lvlText w:val="•" /><w:lvlJc w:val="left" /><w:pPr><w:ind w:left="720" w:hanging="360" /></w:pPr><w:rPr><w:rFonts w:ascii="Symbol" w:hAnsi="Symbol" w:hint="default" /></w:rPr></w:lvl><w:lvl w:ilvl="1" w:tplc="04090003" w:tentative="1"><w:start w:val="1" /><w:numFmt w:val="bullet" /><w:lvlText w:val="◦" /><w:lvlJc w:val="left" /><w:pPr><w:ind w:left="1440" w:hanging="360" /></w:pPr><w:rPr><w:rFonts w:ascii="Courier New" w:hAnsi="Courier New" w:cs="Courier New" w:hint="default" /></w:rPr></w:lvl><w:lvl w:ilvl="2" w:tplc="04090005" w:tentative="1"><w:start w:val="1" /><w:numFmt w:val="bullet" /><w:lvlText w:val="▪" /><w:lvlJc w:val="left" /><w:pPr><w:ind w:left="2160" w:hanging="360" /></w:pPr><w:rPr><w:rFonts w:ascii="Wingdings" w:hAnsi="Wingdings" w:hint="default" /></w:rPr></w:lvl><w:lvl w:ilvl="3" w:tplc="04090001" w:tentative="1"><w:start w:val="1" /><w:numFmt w:val="bullet" /><w:lvlText w:val="•" /><w:lvlJc w:val="left" /><w:pPr><w:ind w:left="2880" w:hanging="360" /></w:pPr><w:rPr><w:rFonts w:ascii="Symbol" w:hAnsi="Symbol" w:hint="default" /></w:rPr></w:lvl><w:lvl w:ilvl="4" w:tplc="04090003" w:tentative="1"><w:start w:val="1" /><w:numFmt w:val="bullet" /><w:lvlText w:val="◦" /><w:lvlJc w:val="left" /><w:pPr><w:ind w:left="3600" w:hanging="360" /></w:pPr><w:rPr><w:rFonts w:ascii="Courier New" w:hAnsi="Courier New" w:cs="Courier New" w:hint="default" /></w:rPr></w:lvl><w:lvl w:ilvl="5" w:tplc="04090005" w:tentative="1"><w:start w:val="1" /><w:numFmt w:val="bullet" /><w:lvlText w:val="▪" /><w:lvlJc w:val="left" /><w:pPr><w:ind w:left="4320" w:hanging="360" /></w:pPr><w:rPr><w:rFonts w:ascii="Wingdings" w:hAnsi="Wingdings" w:hint="default" /></w:rPr></w:lvl><w:lvl w:ilvl="6" w:tplc="04090001" w:tentative="1"><w:start w:val="1" /><w:numFmt w:val="bullet" /><w:lvlText w:val="" /><w:lvlJc w:val="left" /><w:pPr><w:ind w:left="5040" w:hanging="360" /></w:pPr><w:rPr><w:rFonts w:ascii="Symbol" w:hAnsi="Symbol" w:hint="default" /></w:rPr></w:lvl><w:lvl w:ilvl="7" w:tplc="04090003" w:tentative="1"><w:start w:val="1" /><w:numFmt w:val="bullet" /><w:lvlText w:val="o" /><w:lvlJc w:val="left" /><w:pPr><w:ind w:left="5760" w:hanging="360" /></w:pPr><w:rPr><w:rFonts w:ascii="Courier New" w:hAnsi="Courier New" w:cs="Courier New" w:hint="default" /></w:rPr></w:lvl><w:lvl w:ilvl="8" w:tplc="04090005" w:tentative="1"><w:start w:val="1" /><w:numFmt w:val="bullet" /><w:lvlText w:val="" /><w:lvlJc w:val="left" /><w:pPr><w:ind w:left="6480" w:hanging="360" /></w:pPr><w:rPr><w:rFonts w:ascii="Wingdings" w:hAnsi="Wingdings" w:hint="default" /></w:rPr></w:lvl></w:abstractNum><w:abstractNum w:abstractNumId="4" w15:restartNumberingAfterBreak="0"><w:nsid w:val="5E714499" /><w:multiLevelType w:val="hybridMultilevel" /><w:tmpl w:val="F8C85F6C" /><w:lvl w:ilvl="0" w:tplc="04090001"><w:start w:val="1" /><w:numFmt w:val="bullet" /><w:lvlText w:val="•" /><w:lvlJc w:val="left" /><w:pPr><w:ind w:left="720" w:hanging="360" /></w:pPr><w:rPr><w:rFonts w:ascii="Symbol" w:hAnsi="Symbol" w:hint="default" /></w:rPr></w:lvl><w:lvl w:ilvl="1" w:tplc="04090003" w:tentative="1"><w:start w:val="1" /><w:numFmt w:val="bullet" /><w:lvlText w:val="◦" /><w:lvlJc w:val="left" /><w:pPr><w:ind w:left="1440" w:hanging="360" /></w:pPr><w:rPr><w:rFonts w:ascii="Courier New" w:hAnsi="Courier New" w:cs="Courier New" w:hint="default" /></w:rPr></w:lvl><w:lvl w:ilvl="2" w:tplc="04090005" w:tentative="1"><w:start w:val="1" /><w:numFmt w:val="bullet" /><w:lvlText w:val="▪" /><w:lvlJc w:val="left" /><w:pPr><w:ind w:left="2160" w:hanging="360" /></w:pPr><w:rPr><w:rFonts w:ascii="Wingdings" w:hAnsi="Wingdings" w:hint="default" /></w:rPr></w:lvl><w:lvl w:ilvl="3" w:tplc="04090001" w:tentative="1"><w:start w:val="1" /><w:numFmt w:val="bullet" /><w:lvlText w:val="•" /><w:lvlJc w:val="left" /><w:pPr><w:ind w:left="2880" w:hanging="360" /></w:pPr><w:rPr><w:rFonts w:ascii="Symbol" w:hAnsi="Symbol" w:hint="default" /></w:rPr></w:lvl><w:lvl w:ilvl="4" w:tplc="04090003" w:tentative="1"><w:start w:val="1" /><w:numFmt w:val="bullet" /><w:lvlText w:val="◦" /><w:lvlJc w:val="left" /><w:pPr><w:ind w:left="3600" w:hanging="360" /></w:pPr><w:rPr><w:rFonts w:ascii="Courier New" w:hAnsi="Courier New" w:cs="Courier New" w:hint="default" /></w:rPr></w:lvl><w:lvl w:ilvl="5" w:tplc="04090005" w:tentative="1"><w:start w:val="1" /><w:numFmt w:val="bullet" /><w:lvlText w:val="▪" /><w:lvlJc w:val="left" /><w:pPr><w:ind w:left="4320" w:hanging="360" /></w:pPr><w:rPr><w:rFonts w:ascii="Wingdings" w:hAnsi="Wingdings" w:hint="default" /></w:rPr></w:lvl><w:lvl w:ilvl="6" w:tplc="04090001" w:tentative="1"><w:start w:val="1" /><w:numFmt w:val="bullet" /><w:lvlText w:val="" /><w:lvlJc w:val="left" /><w:pPr><w:ind w:left="5040" w:hanging="360" /></w:pPr><w:rPr><w:rFonts w:ascii="Symbol" w:hAnsi="Symbol" w:hint="default" /></w:rPr></w:lvl><w:lvl w:ilvl="7" w:tplc="04090003" w:tentative="1"><w:start w:val="1" /><w:numFmt w:val="bullet" /><w:lvlText w:val="o" /><w:lvlJc w:val="left" /><w:pPr><w:ind w:left="5760" w:hanging="360" /></w:pPr><w:rPr><w:rFonts w:ascii="Courier New" w:hAnsi="Courier New" w:cs="Courier New" w:hint="default" /></w:rPr></w:lvl><w:lvl w:ilvl="8" w:tplc="04090005" w:tentative="1"><w:start w:val="1" /><w:numFmt w:val="bullet" /><w:lvlText w:val="" /><w:lvlJc w:val="left" /><w:pPr><w:ind w:left="6480" w:hanging="360" /></w:pPr><w:rPr><w:rFonts w:ascii="Wingdings" w:hAnsi="Wingdings" w:hint="default" /></w:rPr></w:lvl></w:abstractNum><w:abstractNum w:abstractNumId="5" w15:restartNumberingAfterBreak="0"><w:multiLevelType w:val="hybridMultilevel" /><w:tmpl w:val="44FD3C8E" /><w:lvl w:ilvl="0" w:tplc="0409000F"><w:start w:val="1" /><w:numFmt w:val="decimal" /><w:lvlText w:val="%1." /><w:lvlJc w:val="left" /><w:pPr><w:ind w:left="720" w:hanging="360" /></w:pPr></w:lvl><w:lvl w:ilvl="1" w:tplc="04090019" w:tentative="1"><w:start w:val="1" /><w:numFmt w:val="lowerLetter" /><w:lvlText w:val="%2." /><w:lvlJc w:val="left" /><w:pPr><w:ind w:left="1440" w:hanging="360" /></w:pPr></w:lvl><w:lvl w:ilvl="2" w:tplc="0409001B" w:tentative="1"><w:start w:val="1" /><w:numFmt w:val="lowerRoman" /><w:lvlText w:val="%3." /><w:lvlJc w:val="right" /><w:pPr><w:ind w:left="2160" w:hanging="180" /></w:pPr></w:lvl><w:lvl w:ilvl="3" w:tplc="0409000F" w:tentative="1"><w:start w:val="1" /><w:numFmt w:val="decimal" /><w:lvlText w:val="%4." /><w:lvlJc w:val="left" /><w:pPr><w:ind w:left="2880" w:hanging="360" /></w:pPr></w:lvl><w:lvl w:ilvl="4" w:tplc="04090019" w:tentative="1"><w:start w:val="1" /><w:numFmt w:val="lowerLetter" /><w:lvlText w:val="%5." /><w:lvlJc w:val="left" /><w:pPr><w:ind w:left="3600" w:hanging="360" /></w:pPr></w:lvl><w:lvl w:ilvl="5" w:tplc="0409001B" w:tentative="1"><w:start w:val="1" /><w:numFmt w:val="lowerRoman" /><w:lvlText w:val="%6." /><w:lvlJc w:val="right" /><w:pPr><w:ind w:left="4320" w:hanging="180" /></w:pPr></w:lvl><w:lvl w:ilvl="6" w:tplc="0409000F" w:tentative="1"><w:start w:val="1" /><w:numFmt w:val="decimal" /><w:lvlText w:val="%7." /><w:lvlJc w:val="left" /><w:pPr><w:ind w:left="5040" w:hanging="360" /></w:pPr></w:lvl><w:lvl w:ilvl="7" w:tplc="04090019" w:tentative="1"><w:start w:val="1" /><w:numFmt w:val="lowerLetter" /><w:lvlText w:val="%8." /><w:lvlJc w:val="left" /><w:pPr><w:ind w:left="5760" w:hanging="360" /></w:pPr></w:lvl><w:lvl w:ilvl="8" w:tplc="0409001B" w:tentative="1"><w:start w:val="1" /><w:numFmt w:val="lowerRoman" /><w:lvlText w:val="%9." /><w:lvlJc w:val="right" /><w:pPr><w:ind w:left="6480" w:hanging="180" /></w:pPr></w:lvl></w:abstractNum><w:num w:numId="1" w16cid:durableId="100147962"><w:abstractNumId w:val="0" /></w:num><w:num w:numId="2" w16cid:durableId="485517411"><w:abstractNumId w:val="1" /></w:num><w:num w:numId="3"><w:abstractNumId w:val="2" /></w:num><w:num w:numId="4"><w:abstractNumId w:val="3" /></w:num><w:num w:numId="5"><w:abstractNumId w:val="4" /></w:num><w:num w:numId="6"><w:abstractNumId w:val="5" /></w:num></w:numbering>
 </file>
 
 <file path=word/styles.xml><?xml version="1.0" encoding="utf-8"?>
